--- a/descargas/Manual_FIAS.docx
+++ b/descargas/Manual_FIAS.docx
@@ -7323,7 +7323,17 @@
         <w:t xml:space="preserve">Subir lista de precios</w:t>
       </w:r>
       <w:r>
-        <w:t xml:space="preserve">. Sirve para actualizar de una vez los costos de todos los productos de un proveedor a partir de su lista (Excel, CSV, PDF o foto).</w:t>
+        <w:t xml:space="preserve">. Sirve para actualizar de una vez los costos de todos los productos de un proveedor a partir de su lista en </w:t>
+      </w:r>
+      <w:r>
+        <w:rPr>
+          <w:b/>
+          <w:bCs/>
+        </w:rPr>
+        <w:t xml:space="preserve">Excel, CSV o PDF</w:t>
+      </w:r>
+      <w:r>
+        <w:t xml:space="preserve">. Las listas en foto no se aceptan: pedile al proveedor el archivo.</w:t>
       </w:r>
     </w:p>
     <w:p>
@@ -7490,7 +7500,7 @@
         <w:spacing w:after="80"/>
       </w:pPr>
       <w:r>
-        <w:t xml:space="preserve">Arrastrá el archivo o hacé clic para buscarlo. Formatos: Excel, CSV, PDF o foto, hasta 20 MB.</w:t>
+        <w:t xml:space="preserve">Arrastrá el archivo o hacé clic para buscarlo. Formatos: Excel, CSV o PDF, hasta 20 MB (fotos no).</w:t>
       </w:r>
     </w:p>
     <w:p>
@@ -14595,7 +14605,7 @@
         <w:t xml:space="preserve">Dueño</w:t>
       </w:r>
       <w:r>
-        <w:t xml:space="preserve"> (número vinculado): consultas (ventas del día, stock, fiados, caja, informes), acciones (vender, fiar, registrar entregas y gastos, crear productos y clientes), cargar boletas y listas por foto, presupuestos en PDF, backups, agenda y recordatorios.</w:t>
+        <w:t xml:space="preserve"> (número vinculado): consultas (ventas del día, stock, fiados, caja, informes), acciones (vender, fiar, registrar entregas y gastos, crear productos y clientes), cargar boletas por foto y listas en Excel o PDF, presupuestos en PDF, backups, agenda y recordatorios.</w:t>
       </w:r>
     </w:p>
     <w:p>
@@ -14901,12 +14911,12 @@
         <w:pStyle w:val="Heading2"/>
       </w:pPr>
       <w:r>
-        <w:t xml:space="preserve">11.5 Boletas y listas por foto</w:t>
-      </w:r>
-    </w:p>
-    <w:p>
-      <w:r>
-        <w:t xml:space="preserve">Avisale primero qué le vas a mandar («te paso la boleta de Ferretera», «va la lista de Lekons, usá la columna con IVA») y después mandá la foto o el archivo. Te muestra el resumen y con tu «sí» la carga como </w:t>
+        <w:t xml:space="preserve">11.5 Boletas y listas de precios</w:t>
+      </w:r>
+    </w:p>
+    <w:p>
+      <w:r>
+        <w:t xml:space="preserve">Avisale primero qué le vas a mandar («te paso la boleta de Ferretera», «va la lista de Lekons, usá la columna con IVA») y después mandá la foto de la boleta o el archivo de la lista (Excel, CSV o PDF; las listas en foto no se aceptan). Te muestra el resumen y con tu «sí» la carga como </w:t>
       </w:r>
       <w:r>
         <w:rPr>

--- a/descargas/Manual_FIAS.docx
+++ b/descargas/Manual_FIAS.docx
@@ -98,7 +98,7 @@
           <w:sz w:val="26"/>
           <w:szCs w:val="26"/>
         </w:rPr>
-        <w:t xml:space="preserve">Versión 4.3.2</w:t>
+        <w:t xml:space="preserve">Versión 4.3.6</w:t>
       </w:r>
     </w:p>
     <w:p>
@@ -972,7 +972,37 @@
         <w:t xml:space="preserve">Por código</w:t>
       </w:r>
       <w:r>
-        <w:t xml:space="preserve">: en la columna Código de la primera fila vacía escribí el código interno del producto y apretá Enter. El producto se carga y el cursor pasa a Cantidad.</w:t>
+        <w:t xml:space="preserve">: en la columna Código de la primera fila vacía escribí el código interno del producto </w:t>
+      </w:r>
+      <w:r>
+        <w:rPr>
+          <w:b/>
+          <w:bCs/>
+        </w:rPr>
+        <w:t xml:space="preserve">o escaneá su código de barras</w:t>
+      </w:r>
+      <w:r>
+        <w:t xml:space="preserve"> y apretá Enter. Los dos traen el mismo producto (en la fila queda el código interno) y el cursor pasa a Cantidad.</w:t>
+      </w:r>
+    </w:p>
+    <w:p>
+      <w:pPr>
+        <w:pStyle w:val="ListParagraph"/>
+        <w:numPr>
+          <w:ilvl w:val="0"/>
+          <w:numId w:val="4"/>
+        </w:numPr>
+        <w:spacing w:after="80"/>
+      </w:pPr>
+      <w:r>
+        <w:rPr>
+          <w:b/>
+          <w:bCs/>
+        </w:rPr>
+        <w:t xml:space="preserve">Con el lector, sin tocar ninguna casilla</w:t>
+      </w:r>
+      <w:r>
+        <w:t xml:space="preserve">: escaneá el producto y se suma solo al carrito. Si ya estaba, le suma 1 a la cantidad.</w:t>
       </w:r>
     </w:p>
     <w:p>
@@ -2407,6 +2437,116 @@
     </w:p>
     <w:p>
       <w:pPr>
+        <w:pStyle w:val="Heading2"/>
+      </w:pPr>
+      <w:r>
+        <w:t xml:space="preserve">2.9 Tickets de balanza</w:t>
+      </w:r>
+    </w:p>
+    <w:p>
+      <w:r>
+        <w:t xml:space="preserve">En la carnicería, la verdulería o la fiambrería, la balanza imprime un ticket con código de barras. Escanealo en la casilla </w:t>
+      </w:r>
+      <w:r>
+        <w:rPr>
+          <w:b/>
+          <w:bCs/>
+        </w:rPr>
+        <w:t xml:space="preserve">Código</w:t>
+      </w:r>
+      <w:r>
+        <w:t xml:space="preserve"> o sin tocar ninguna casilla: FIAS carga el producto con la </w:t>
+      </w:r>
+      <w:r>
+        <w:rPr>
+          <w:b/>
+          <w:bCs/>
+        </w:rPr>
+        <w:t xml:space="preserve">cantidad igual al peso del ticket</w:t>
+      </w:r>
+      <w:r>
+        <w:t xml:space="preserve"> (por ejemplo 1,060 kg) y lo cobra al </w:t>
+      </w:r>
+      <w:r>
+        <w:rPr>
+          <w:b/>
+          <w:bCs/>
+        </w:rPr>
+        <w:t xml:space="preserve">precio por kilo de FIAS</w:t>
+      </w:r>
+      <w:r>
+        <w:t xml:space="preserve">. Si escaneás sin casilla dos tickets del mismo producto, se suman los pesos en la misma fila.</w:t>
+      </w:r>
+    </w:p>
+    <w:p>
+      <w:r>
+        <w:t xml:space="preserve">Antes hay que configurar la balanza (</w:t>
+      </w:r>
+      <w:r>
+        <w:rPr>
+          <w:b/>
+          <w:bCs/>
+        </w:rPr>
+        <w:t xml:space="preserve">Configuración → Ajustes de sistema → Balanzas</w:t>
+      </w:r>
+      <w:r>
+        <w:t xml:space="preserve">, capítulo 10.8) y cargar el </w:t>
+      </w:r>
+      <w:r>
+        <w:rPr>
+          <w:b/>
+          <w:bCs/>
+        </w:rPr>
+        <w:t xml:space="preserve">Cód. balanza</w:t>
+      </w:r>
+      <w:r>
+        <w:t xml:space="preserve"> en cada producto (capítulo 5.2).</w:t>
+      </w:r>
+    </w:p>
+    <w:p>
+      <w:pPr>
+        <w:pBdr>
+          <w:left w:val="single" w:color="C62828" w:sz="24" w:space="8"/>
+        </w:pBdr>
+        <w:shd w:fill="FDECEA" w:color="auto" w:val="clear"/>
+        <w:spacing w:after="160" w:before="120" w:line="276" w:lineRule="auto"/>
+        <w:ind w:left="120" w:right="120"/>
+      </w:pPr>
+      <w:r>
+        <w:rPr>
+          <w:b/>
+          <w:bCs/>
+          <w:color w:val="C62828"/>
+        </w:rPr>
+        <w:t xml:space="preserve">Atención: </w:t>
+      </w:r>
+      <w:r>
+        <w:t xml:space="preserve">Si el precio de la balanza es distinto al de FIAS, se cobra el de FIAS. Mantené los precios de la balanza iguales a los de FIAS para que el ticket y el cobro coincidan.</w:t>
+      </w:r>
+    </w:p>
+    <w:p>
+      <w:pPr>
+        <w:pBdr>
+          <w:left w:val="single" w:color="2E7D32" w:sz="24" w:space="8"/>
+        </w:pBdr>
+        <w:shd w:fill="EAF5EA" w:color="auto" w:val="clear"/>
+        <w:spacing w:after="160" w:before="120" w:line="276" w:lineRule="auto"/>
+        <w:ind w:left="120" w:right="120"/>
+      </w:pPr>
+      <w:r>
+        <w:rPr>
+          <w:b/>
+          <w:bCs/>
+          <w:color w:val="2E7D32"/>
+        </w:rPr>
+        <w:t xml:space="preserve">Consejo: </w:t>
+      </w:r>
+      <w:r>
+        <w:t xml:space="preserve">Si aparece «el producto X de la balanza no está vinculado», a ese producto le falta el Cód. balanza en su ficha. Si dice «se leyó mal», escaneá el ticket de nuevo.</w:t>
+      </w:r>
+    </w:p>
+    <w:p>
+      <w:pPr>
         <w:pStyle w:val="Heading1"/>
       </w:pPr>
       <w:r>
@@ -5512,7 +5652,27 @@
         <w:t xml:space="preserve">Cód. barras (EAN)</w:t>
       </w:r>
       <w:r>
-        <w:t xml:space="preserve">: tocá el campo y pasá el lector.</w:t>
+        <w:t xml:space="preserve">: tocá el campo y pasá el lector. En Ventas, el producto se carga escribiendo el código interno o escaneando el de barras. Un código de barras no puede repetirse en otro producto ni coincidir con el código interno de otro.</w:t>
+      </w:r>
+    </w:p>
+    <w:p>
+      <w:pPr>
+        <w:pStyle w:val="ListParagraph"/>
+        <w:numPr>
+          <w:ilvl w:val="0"/>
+          <w:numId w:val="4"/>
+        </w:numPr>
+        <w:spacing w:after="80"/>
+      </w:pPr>
+      <w:r>
+        <w:rPr>
+          <w:b/>
+          <w:bCs/>
+        </w:rPr>
+        <w:t xml:space="preserve">Cód. balanza</w:t>
+      </w:r>
+      <w:r>
+        <w:t xml:space="preserve">: el número que tiene el producto en la balanza (por ejemplo 28). No hace falta saberlo: tocá la casilla y escaneá cualquier ticket de balanza de ese producto, y FIAS deja solo el número. Ver 2.9 y 10.8.</w:t>
       </w:r>
     </w:p>
     <w:p>
@@ -8621,7 +8781,17 @@
         <w:t xml:space="preserve">Desfasaje de precio</w:t>
       </w:r>
       <w:r>
-        <w:t xml:space="preserve"> funciona igual que en las listas (6.3): divide el precio y multiplica la cantidad.</w:t>
+        <w:t xml:space="preserve"> funciona igual que en las listas (6.3): divide el precio y multiplica la cantidad. En la fila queda el costo ya dividido con el aviso </w:t>
+      </w:r>
+      <w:r>
+        <w:rPr>
+          <w:b/>
+          <w:bCs/>
+        </w:rPr>
+        <w:t xml:space="preserve">÷N</w:t>
+      </w:r>
+      <w:r>
+        <w:t xml:space="preserve"> debajo y el costo de venta se recalcula solo.</w:t>
       </w:r>
     </w:p>
     <w:p>
@@ -14041,6 +14211,26 @@
     </w:p>
     <w:p>
       <w:pPr>
+        <w:pStyle w:val="ListParagraph"/>
+        <w:numPr>
+          <w:ilvl w:val="0"/>
+          <w:numId w:val="4"/>
+        </w:numPr>
+        <w:spacing w:after="80"/>
+      </w:pPr>
+      <w:r>
+        <w:rPr>
+          <w:b/>
+          <w:bCs/>
+        </w:rPr>
+        <w:t xml:space="preserve">Balanzas</w:t>
+      </w:r>
+      <w:r>
+        <w:t xml:space="preserve">: para vender escaneando los tickets de la balanza (ver abajo).</w:t>
+      </w:r>
+    </w:p>
+    <w:p>
+      <w:pPr>
         <w:keepNext/>
         <w:spacing w:after="60" w:before="160" w:line="240" w:lineRule="auto"/>
         <w:jc w:val="center"/>
@@ -14221,22 +14411,177 @@
     </w:p>
     <w:p>
       <w:pPr>
-        <w:pStyle w:val="Heading2"/>
-      </w:pPr>
-      <w:r>
-        <w:t xml:space="preserve">10.9 Actualizaciones</w:t>
-      </w:r>
-    </w:p>
-    <w:p>
-      <w:r>
-        <w:t xml:space="preserve">Cuando hay una versión nueva, arriba aparece el aviso </w:t>
-      </w:r>
-      <w:r>
-        <w:rPr>
-          <w:b/>
-          <w:bCs/>
-        </w:rPr>
-        <w:t xml:space="preserve">Actualización disponible</w:t>
+        <w:pStyle w:val="Heading3"/>
+      </w:pPr>
+      <w:r>
+        <w:t xml:space="preserve">Balanzas</w:t>
+      </w:r>
+    </w:p>
+    <w:p>
+      <w:r>
+        <w:t xml:space="preserve">Cada marca de balanza (Systel, Kretz, Dibal, CAS…) arma el código del ticket a su manera: un prefijo, el número del producto y el peso o el importe. FIAS lo aprende solo con dos tickets. En </w:t>
+      </w:r>
+      <w:r>
+        <w:rPr>
+          <w:b/>
+          <w:bCs/>
+        </w:rPr>
+        <w:t xml:space="preserve">Balanzas → Agregar balanza (asistente)</w:t>
+      </w:r>
+      <w:r>
+        <w:t xml:space="preserve">:</w:t>
+      </w:r>
+    </w:p>
+    <w:p>
+      <w:pPr>
+        <w:pStyle w:val="ListParagraph"/>
+        <w:numPr>
+          <w:ilvl w:val="0"/>
+          <w:numId w:val="20"/>
+        </w:numPr>
+        <w:spacing w:after="80"/>
+      </w:pPr>
+      <w:r>
+        <w:t xml:space="preserve">En la balanza, pesá </w:t>
+      </w:r>
+      <w:r>
+        <w:rPr>
+          <w:b/>
+          <w:bCs/>
+        </w:rPr>
+        <w:t xml:space="preserve">dos veces el mismo producto con distinto peso</w:t>
+      </w:r>
+      <w:r>
+        <w:t xml:space="preserve"> e imprimí los dos tickets.</w:t>
+      </w:r>
+    </w:p>
+    <w:p>
+      <w:pPr>
+        <w:pStyle w:val="ListParagraph"/>
+        <w:numPr>
+          <w:ilvl w:val="0"/>
+          <w:numId w:val="20"/>
+        </w:numPr>
+        <w:spacing w:after="80"/>
+      </w:pPr>
+      <w:r>
+        <w:t xml:space="preserve">Poné un </w:t>
+      </w:r>
+      <w:r>
+        <w:rPr>
+          <w:b/>
+          <w:bCs/>
+        </w:rPr>
+        <w:t xml:space="preserve">Nombre</w:t>
+      </w:r>
+      <w:r>
+        <w:t xml:space="preserve"> (por ejemplo «Carnicería») y escaneá el </w:t>
+      </w:r>
+      <w:r>
+        <w:rPr>
+          <w:b/>
+          <w:bCs/>
+        </w:rPr>
+        <w:t xml:space="preserve">Ticket 1</w:t>
+      </w:r>
+      <w:r>
+        <w:t xml:space="preserve"> y el </w:t>
+      </w:r>
+      <w:r>
+        <w:rPr>
+          <w:b/>
+          <w:bCs/>
+        </w:rPr>
+        <w:t xml:space="preserve">Ticket 2</w:t>
+      </w:r>
+      <w:r>
+        <w:t xml:space="preserve">.</w:t>
+      </w:r>
+    </w:p>
+    <w:p>
+      <w:pPr>
+        <w:pStyle w:val="ListParagraph"/>
+        <w:numPr>
+          <w:ilvl w:val="0"/>
+          <w:numId w:val="20"/>
+        </w:numPr>
+        <w:spacing w:after="80"/>
+      </w:pPr>
+      <w:r>
+        <w:t xml:space="preserve">Cargá el </w:t>
+      </w:r>
+      <w:r>
+        <w:rPr>
+          <w:b/>
+          <w:bCs/>
+        </w:rPr>
+        <w:t xml:space="preserve">N° del producto en la balanza</w:t>
+      </w:r>
+      <w:r>
+        <w:t xml:space="preserve"> y el </w:t>
+      </w:r>
+      <w:r>
+        <w:rPr>
+          <w:b/>
+          <w:bCs/>
+        </w:rPr>
+        <w:t xml:space="preserve">Peso</w:t>
+      </w:r>
+      <w:r>
+        <w:t xml:space="preserve"> (o el </w:t>
+      </w:r>
+      <w:r>
+        <w:rPr>
+          <w:b/>
+          <w:bCs/>
+        </w:rPr>
+        <w:t xml:space="preserve">Total</w:t>
+      </w:r>
+      <w:r>
+        <w:t xml:space="preserve">) del ticket 1: los tres datos salen impresos en el ticket.</w:t>
+      </w:r>
+    </w:p>
+    <w:p>
+      <w:pPr>
+        <w:pStyle w:val="ListParagraph"/>
+        <w:numPr>
+          <w:ilvl w:val="0"/>
+          <w:numId w:val="20"/>
+        </w:numPr>
+        <w:spacing w:after="80"/>
+      </w:pPr>
+      <w:r>
+        <w:t xml:space="preserve">Tocá </w:t>
+      </w:r>
+      <w:r>
+        <w:rPr>
+          <w:b/>
+          <w:bCs/>
+        </w:rPr>
+        <w:t xml:space="preserve">Detectar formato</w:t>
+      </w:r>
+      <w:r>
+        <w:t xml:space="preserve">. FIAS compara los dos códigos (lo que se repite es el prefijo y el producto; lo que cambia es el peso) y te muestra cómo lo arma tu balanza.</w:t>
+      </w:r>
+    </w:p>
+    <w:p>
+      <w:pPr>
+        <w:pStyle w:val="ListParagraph"/>
+        <w:numPr>
+          <w:ilvl w:val="0"/>
+          <w:numId w:val="20"/>
+        </w:numPr>
+        <w:spacing w:after="80"/>
+      </w:pPr>
+      <w:r>
+        <w:t xml:space="preserve">Tocá </w:t>
+      </w:r>
+      <w:r>
+        <w:rPr>
+          <w:b/>
+          <w:bCs/>
+        </w:rPr>
+        <w:t xml:space="preserve">Guardar esta balanza</w:t>
       </w:r>
       <w:r>
         <w:t xml:space="preserve">.</w:t>
@@ -14251,9 +14596,9 @@
       <w:r>
         <w:drawing>
           <wp:inline distT="0" distB="0" distL="0" distR="0">
-            <wp:extent cx="5934075" cy="3724275"/>
+            <wp:extent cx="2971800" cy="4676775"/>
             <wp:effectExtent t="0" r="0" b="0" l="0"/>
-            <wp:docPr id="1" name="s003" descr="Aviso de actualización disponible en la barra superior." title="Figura 100"/>
+            <wp:docPr id="1" name="s120" descr="Balanzas: asistente con dos tickets y prueba de un ticket." title="Figura 100"/>
             <wp:cNvGraphicFramePr>
               <a:graphicFrameLocks xmlns:a="http://schemas.openxmlformats.org/drawingml/2006/main" noChangeAspect="1"/>
             </wp:cNvGraphicFramePr>
@@ -14276,7 +14621,7 @@
                   <pic:spPr bwMode="auto">
                     <a:xfrm>
                       <a:off x="0" y="0"/>
-                      <a:ext cx="5934075" cy="3724275"/>
+                      <a:ext cx="2971800" cy="4676775"/>
                     </a:xfrm>
                     <a:prstGeom prst="rect">
                       <a:avLst/>
@@ -14314,86 +14659,55 @@
           <w:sz w:val="18"/>
           <w:szCs w:val="18"/>
         </w:rPr>
-        <w:t xml:space="preserve">Aviso de actualización disponible en la barra superior.</w:t>
-      </w:r>
-    </w:p>
-    <w:p>
-      <w:pPr>
-        <w:pStyle w:val="ListParagraph"/>
-        <w:numPr>
-          <w:ilvl w:val="0"/>
-          <w:numId w:val="20"/>
-        </w:numPr>
-        <w:spacing w:after="80"/>
-      </w:pPr>
-      <w:r>
-        <w:t xml:space="preserve">Configuración → </w:t>
-      </w:r>
-      <w:r>
-        <w:rPr>
-          <w:b/>
-          <w:bCs/>
-        </w:rPr>
-        <w:t xml:space="preserve">Actualizaciones</w:t>
+        <w:t xml:space="preserve">Balanzas: asistente con dos tickets y prueba de un ticket.</w:t>
+      </w:r>
+    </w:p>
+    <w:p>
+      <w:r>
+        <w:t xml:space="preserve">Si tenés dos balanzas configuradas distinto, cargá las dos. </w:t>
+      </w:r>
+      <w:r>
+        <w:rPr>
+          <w:b/>
+          <w:bCs/>
+        </w:rPr>
+        <w:t xml:space="preserve">Probar un ticket</w:t>
+      </w:r>
+      <w:r>
+        <w:t xml:space="preserve"> muestra qué entiende FIAS de un ticket y a qué producto corresponde. Después, en la ficha de cada producto que se vende por balanza, cargá su </w:t>
+      </w:r>
+      <w:r>
+        <w:rPr>
+          <w:b/>
+          <w:bCs/>
+        </w:rPr>
+        <w:t xml:space="preserve">Cód. balanza</w:t>
+      </w:r>
+      <w:r>
+        <w:t xml:space="preserve"> (5.2).</w:t>
+      </w:r>
+    </w:p>
+    <w:p>
+      <w:pPr>
+        <w:pStyle w:val="Heading2"/>
+      </w:pPr>
+      <w:r>
+        <w:t xml:space="preserve">10.9 Actualizaciones</w:t>
+      </w:r>
+    </w:p>
+    <w:p>
+      <w:r>
+        <w:t xml:space="preserve">Cuando hay una versión nueva, arriba aparece el aviso </w:t>
+      </w:r>
+      <w:r>
+        <w:rPr>
+          <w:b/>
+          <w:bCs/>
+        </w:rPr>
+        <w:t xml:space="preserve">Actualización disponible</w:t>
       </w:r>
       <w:r>
         <w:t xml:space="preserve">.</w:t>
-      </w:r>
-    </w:p>
-    <w:p>
-      <w:pPr>
-        <w:pStyle w:val="ListParagraph"/>
-        <w:numPr>
-          <w:ilvl w:val="0"/>
-          <w:numId w:val="20"/>
-        </w:numPr>
-        <w:spacing w:after="80"/>
-      </w:pPr>
-      <w:r>
-        <w:t xml:space="preserve">Si estás al día, dice «Estás usando la última versión». Si hay una nueva, muestra tu versión y la nueva: tocá </w:t>
-      </w:r>
-      <w:r>
-        <w:rPr>
-          <w:b/>
-          <w:bCs/>
-        </w:rPr>
-        <w:t xml:space="preserve">Instalar actualización</w:t>
-      </w:r>
-      <w:r>
-        <w:t xml:space="preserve">.</w:t>
-      </w:r>
-    </w:p>
-    <w:p>
-      <w:pPr>
-        <w:pStyle w:val="ListParagraph"/>
-        <w:numPr>
-          <w:ilvl w:val="0"/>
-          <w:numId w:val="20"/>
-        </w:numPr>
-        <w:spacing w:after="80"/>
-      </w:pPr>
-      <w:r>
-        <w:t xml:space="preserve">Al terminar, tocá </w:t>
-      </w:r>
-      <w:r>
-        <w:rPr>
-          <w:b/>
-          <w:bCs/>
-        </w:rPr>
-        <w:t xml:space="preserve">Reiniciar ahora</w:t>
-      </w:r>
-      <w:r>
-        <w:t xml:space="preserve"> (o «Reiniciar más tarde»). </w:t>
-      </w:r>
-      <w:r>
-        <w:rPr>
-          <w:b/>
-          <w:bCs/>
-        </w:rPr>
-        <w:t xml:space="preserve">Ver novedades</w:t>
-      </w:r>
-      <w:r>
-        <w:t xml:space="preserve"> muestra qué cambió.</w:t>
       </w:r>
     </w:p>
     <w:p>
@@ -14405,9 +14719,9 @@
       <w:r>
         <w:drawing>
           <wp:inline distT="0" distB="0" distL="0" distR="0">
-            <wp:extent cx="5400675" cy="3390900"/>
+            <wp:extent cx="5934075" cy="3724275"/>
             <wp:effectExtent t="0" r="0" b="0" l="0"/>
-            <wp:docPr id="1" name="s108" descr="Hay una versión nueva disponible." title="Figura 101"/>
+            <wp:docPr id="1" name="s003" descr="Aviso de actualización disponible en la barra superior." title="Figura 101"/>
             <wp:cNvGraphicFramePr>
               <a:graphicFrameLocks xmlns:a="http://schemas.openxmlformats.org/drawingml/2006/main" noChangeAspect="1"/>
             </wp:cNvGraphicFramePr>
@@ -14430,7 +14744,7 @@
                   <pic:spPr bwMode="auto">
                     <a:xfrm>
                       <a:off x="0" y="0"/>
-                      <a:ext cx="5400675" cy="3390900"/>
+                      <a:ext cx="5934075" cy="3724275"/>
                     </a:xfrm>
                     <a:prstGeom prst="rect">
                       <a:avLst/>
@@ -14468,7 +14782,86 @@
           <w:sz w:val="18"/>
           <w:szCs w:val="18"/>
         </w:rPr>
-        <w:t xml:space="preserve">Hay una versión nueva disponible.</w:t>
+        <w:t xml:space="preserve">Aviso de actualización disponible en la barra superior.</w:t>
+      </w:r>
+    </w:p>
+    <w:p>
+      <w:pPr>
+        <w:pStyle w:val="ListParagraph"/>
+        <w:numPr>
+          <w:ilvl w:val="0"/>
+          <w:numId w:val="21"/>
+        </w:numPr>
+        <w:spacing w:after="80"/>
+      </w:pPr>
+      <w:r>
+        <w:t xml:space="preserve">Configuración → </w:t>
+      </w:r>
+      <w:r>
+        <w:rPr>
+          <w:b/>
+          <w:bCs/>
+        </w:rPr>
+        <w:t xml:space="preserve">Actualizaciones</w:t>
+      </w:r>
+      <w:r>
+        <w:t xml:space="preserve">.</w:t>
+      </w:r>
+    </w:p>
+    <w:p>
+      <w:pPr>
+        <w:pStyle w:val="ListParagraph"/>
+        <w:numPr>
+          <w:ilvl w:val="0"/>
+          <w:numId w:val="21"/>
+        </w:numPr>
+        <w:spacing w:after="80"/>
+      </w:pPr>
+      <w:r>
+        <w:t xml:space="preserve">Si estás al día, dice «Estás usando la última versión». Si hay una nueva, muestra tu versión y la nueva: tocá </w:t>
+      </w:r>
+      <w:r>
+        <w:rPr>
+          <w:b/>
+          <w:bCs/>
+        </w:rPr>
+        <w:t xml:space="preserve">Instalar actualización</w:t>
+      </w:r>
+      <w:r>
+        <w:t xml:space="preserve">.</w:t>
+      </w:r>
+    </w:p>
+    <w:p>
+      <w:pPr>
+        <w:pStyle w:val="ListParagraph"/>
+        <w:numPr>
+          <w:ilvl w:val="0"/>
+          <w:numId w:val="21"/>
+        </w:numPr>
+        <w:spacing w:after="80"/>
+      </w:pPr>
+      <w:r>
+        <w:t xml:space="preserve">Al terminar, tocá </w:t>
+      </w:r>
+      <w:r>
+        <w:rPr>
+          <w:b/>
+          <w:bCs/>
+        </w:rPr>
+        <w:t xml:space="preserve">Reiniciar ahora</w:t>
+      </w:r>
+      <w:r>
+        <w:t xml:space="preserve"> (o «Reiniciar más tarde»). </w:t>
+      </w:r>
+      <w:r>
+        <w:rPr>
+          <w:b/>
+          <w:bCs/>
+        </w:rPr>
+        <w:t xml:space="preserve">Ver novedades</w:t>
+      </w:r>
+      <w:r>
+        <w:t xml:space="preserve"> muestra qué cambió.</w:t>
       </w:r>
     </w:p>
     <w:p>
@@ -14482,7 +14875,7 @@
           <wp:inline distT="0" distB="0" distL="0" distR="0">
             <wp:extent cx="5400675" cy="3390900"/>
             <wp:effectExtent t="0" r="0" b="0" l="0"/>
-            <wp:docPr id="1" name="s109" descr="Actualización instalada: reiniciar FIAS." title="Figura 102"/>
+            <wp:docPr id="1" name="s108" descr="Hay una versión nueva disponible." title="Figura 102"/>
             <wp:cNvGraphicFramePr>
               <a:graphicFrameLocks xmlns:a="http://schemas.openxmlformats.org/drawingml/2006/main" noChangeAspect="1"/>
             </wp:cNvGraphicFramePr>
@@ -14543,6 +14936,81 @@
           <w:sz w:val="18"/>
           <w:szCs w:val="18"/>
         </w:rPr>
+        <w:t xml:space="preserve">Hay una versión nueva disponible.</w:t>
+      </w:r>
+    </w:p>
+    <w:p>
+      <w:pPr>
+        <w:keepNext/>
+        <w:spacing w:after="60" w:before="160" w:line="240" w:lineRule="auto"/>
+        <w:jc w:val="center"/>
+      </w:pPr>
+      <w:r>
+        <w:drawing>
+          <wp:inline distT="0" distB="0" distL="0" distR="0">
+            <wp:extent cx="5400675" cy="3390900"/>
+            <wp:effectExtent t="0" r="0" b="0" l="0"/>
+            <wp:docPr id="1" name="s109" descr="Actualización instalada: reiniciar FIAS." title="Figura 103"/>
+            <wp:cNvGraphicFramePr>
+              <a:graphicFrameLocks xmlns:a="http://schemas.openxmlformats.org/drawingml/2006/main" noChangeAspect="1"/>
+            </wp:cNvGraphicFramePr>
+            <a:graphic xmlns:a="http://schemas.openxmlformats.org/drawingml/2006/main">
+              <a:graphicData uri="http://schemas.openxmlformats.org/drawingml/2006/picture">
+                <pic:pic xmlns:pic="http://schemas.openxmlformats.org/drawingml/2006/picture">
+                  <pic:nvPicPr>
+                    <pic:cNvPr id="0" name="" descr=""/>
+                    <pic:cNvPicPr>
+                      <a:picLocks noChangeAspect="1" noChangeArrowheads="1"/>
+                    </pic:cNvPicPr>
+                  </pic:nvPicPr>
+                  <pic:blipFill>
+                    <a:blip r:embed="rId112" cstate="none"/>
+                    <a:srcRect/>
+                    <a:stretch>
+                      <a:fillRect/>
+                    </a:stretch>
+                  </pic:blipFill>
+                  <pic:spPr bwMode="auto">
+                    <a:xfrm>
+                      <a:off x="0" y="0"/>
+                      <a:ext cx="5400675" cy="3390900"/>
+                    </a:xfrm>
+                    <a:prstGeom prst="rect">
+                      <a:avLst/>
+                    </a:prstGeom>
+                  </pic:spPr>
+                </pic:pic>
+              </a:graphicData>
+            </a:graphic>
+          </wp:inline>
+        </w:drawing>
+      </w:r>
+    </w:p>
+    <w:p>
+      <w:pPr>
+        <w:spacing w:after="220"/>
+        <w:jc w:val="center"/>
+      </w:pPr>
+      <w:r>
+        <w:rPr>
+          <w:b/>
+          <w:bCs/>
+          <w:i/>
+          <w:iCs/>
+          <w:color w:val="555555"/>
+          <w:sz w:val="18"/>
+          <w:szCs w:val="18"/>
+        </w:rPr>
+        <w:t xml:space="preserve">Figura 103 — </w:t>
+      </w:r>
+      <w:r>
+        <w:rPr>
+          <w:i/>
+          <w:iCs/>
+          <w:color w:val="555555"/>
+          <w:sz w:val="18"/>
+          <w:szCs w:val="18"/>
+        </w:rPr>
         <w:t xml:space="preserve">Actualización instalada: reiniciar FIAS.</w:t>
       </w:r>
     </w:p>
@@ -14681,7 +15149,7 @@
         <w:pStyle w:val="ListParagraph"/>
         <w:numPr>
           <w:ilvl w:val="0"/>
-          <w:numId w:val="21"/>
+          <w:numId w:val="22"/>
         </w:numPr>
         <w:spacing w:after="80"/>
       </w:pPr>
@@ -14704,7 +15172,7 @@
         <w:pStyle w:val="ListParagraph"/>
         <w:numPr>
           <w:ilvl w:val="0"/>
-          <w:numId w:val="21"/>
+          <w:numId w:val="22"/>
         </w:numPr>
         <w:spacing w:after="80"/>
       </w:pPr>
@@ -14727,7 +15195,7 @@
         <w:pStyle w:val="ListParagraph"/>
         <w:numPr>
           <w:ilvl w:val="0"/>
-          <w:numId w:val="21"/>
+          <w:numId w:val="22"/>
         </w:numPr>
         <w:spacing w:after="80"/>
       </w:pPr>
@@ -14750,7 +15218,7 @@
         <w:pStyle w:val="ListParagraph"/>
         <w:numPr>
           <w:ilvl w:val="0"/>
-          <w:numId w:val="21"/>
+          <w:numId w:val="22"/>
         </w:numPr>
         <w:spacing w:after="80"/>
       </w:pPr>
@@ -15396,6 +15864,64 @@
       </w:pPr>
       <w:r>
         <w:t xml:space="preserve">Ajustes de sistema → Consumo de IA → Agregar debajo del módulo → pagá con QR o transferencia.</w:t>
+      </w:r>
+    </w:p>
+    <w:p>
+      <w:pPr>
+        <w:keepNext/>
+        <w:spacing w:after="60" w:before="200"/>
+      </w:pPr>
+      <w:r>
+        <w:rPr>
+          <w:b/>
+          <w:bCs/>
+          <w:color w:val="1F409C"/>
+        </w:rPr>
+        <w:t xml:space="preserve">P: </w:t>
+      </w:r>
+      <w:r>
+        <w:rPr>
+          <w:b/>
+          <w:bCs/>
+        </w:rPr>
+        <w:t xml:space="preserve">¿Cómo vendo con los tickets de la balanza?</w:t>
+      </w:r>
+    </w:p>
+    <w:p>
+      <w:pPr>
+        <w:ind w:left="360"/>
+      </w:pPr>
+      <w:r>
+        <w:t xml:space="preserve">Configurá la balanza una vez (Ajustes de sistema → Balanzas, con dos tickets del mismo producto), cargá el Cód. balanza en cada producto y escaneá el ticket en Ventas (capítulos 2.9 y 10.8).</w:t>
+      </w:r>
+    </w:p>
+    <w:p>
+      <w:pPr>
+        <w:keepNext/>
+        <w:spacing w:after="60" w:before="200"/>
+      </w:pPr>
+      <w:r>
+        <w:rPr>
+          <w:b/>
+          <w:bCs/>
+          <w:color w:val="1F409C"/>
+        </w:rPr>
+        <w:t xml:space="preserve">P: </w:t>
+      </w:r>
+      <w:r>
+        <w:rPr>
+          <w:b/>
+          <w:bCs/>
+        </w:rPr>
+        <w:t xml:space="preserve">¿Cómo minimizo FIAS en Windows?</w:t>
+      </w:r>
+    </w:p>
+    <w:p>
+      <w:pPr>
+        <w:ind w:left="360"/>
+      </w:pPr>
+      <w:r>
+        <w:t xml:space="preserve">FIAS abre en pantalla completa. Acercá el mouse al borde de arriba de la pantalla: aparece una barra con el botón «Minimizar». Para volver, clic en el ícono de FIAS en la barra de tareas.</w:t>
       </w:r>
     </w:p>
     <w:p>
@@ -15554,7 +16080,7 @@
         <w:sz w:val="16"/>
         <w:szCs w:val="16"/>
       </w:rPr>
-      <w:t xml:space="preserve">FIAS — Manual de usuario v4.3.2</w:t>
+      <w:t xml:space="preserve">FIAS — Manual de usuario v4.3.6</w:t>
     </w:r>
   </w:p>
 </w:hdr>
@@ -15970,6 +16496,23 @@
     </w:lvl>
   </w:abstractNum>
   <w:abstractNum w:abstractNumId="21" w15:restartNumberingAfterBreak="0">
+    <w:multiLevelType w:val="hybridMultilevel"/>
+    <w:lvl w:ilvl="0" w15:tentative="1">
+      <w:start w:val="1"/>
+      <w:numFmt w:val="decimal"/>
+      <w:lvlText w:val="%1."/>
+      <w:lvlJc w:val="left"/>
+      <w:pPr>
+        <w:ind w:left="540" w:hanging="360"/>
+      </w:pPr>
+      <w:rPr>
+        <w:b/>
+        <w:bCs/>
+        <w:color w:val="1F409C"/>
+      </w:rPr>
+    </w:lvl>
+  </w:abstractNum>
+  <w:abstractNum w:abstractNumId="22" w15:restartNumberingAfterBreak="0">
     <w:multiLevelType w:val="hybridMultilevel"/>
     <w:lvl w:ilvl="0" w15:tentative="1">
       <w:start w:val="1"/>
@@ -16000,7 +16543,7 @@
     </w:lvlOverride>
   </w:num>
   <w:num w:numId="4">
-    <w:abstractNumId w:val="21"/>
+    <w:abstractNumId w:val="22"/>
     <w:lvlOverride w:ilvl="0">
       <w:startOverride w:val="1"/>
     </w:lvlOverride>
@@ -16103,6 +16646,12 @@
   </w:num>
   <w:num w:numId="21">
     <w:abstractNumId w:val="20"/>
+    <w:lvlOverride w:ilvl="0">
+      <w:startOverride w:val="1"/>
+    </w:lvlOverride>
+  </w:num>
+  <w:num w:numId="22">
+    <w:abstractNumId w:val="21"/>
     <w:lvlOverride w:ilvl="0">
       <w:startOverride w:val="1"/>
     </w:lvlOverride>
